--- a/연구1_하계_EfficientNetV2-S/발표자료/하계학술대회 발표 대본.docx
+++ b/연구1_하계_EfficientNetV2-S/발표자료/하계학술대회 발표 대본.docx
@@ -30,7 +30,7 @@
           <w:rStyle w:val="ab"/>
           <w:rFonts w:asciiTheme="majorHAnsi" w:eastAsiaTheme="majorHAnsi" w:hAnsiTheme="majorHAnsi"/>
         </w:rPr>
-        <w:t>2026 하계학술대회 · 곽윤석 · 김남기(교신저자) · 경기대학교 컴퓨터과학과</w:t>
+        <w:t>2026 하계학술대회 · 곽윤석 · 김남기(교신저자) · 경기대학교 </w:t>
       </w:r>
     </w:p>
     <w:p>
@@ -66,7 +66,7 @@
           <w:sz w:val="20"/>
           <w:szCs w:val="20"/>
         </w:rPr>
-        <w:t xml:space="preserve">안녕하십니까. 경기대학교 컴퓨터과학과 곽윤석입니다. </w:t>
+        <w:t xml:space="preserve">안녕하십니까. 경기대학교  곽윤석입니다. </w:t>
       </w:r>
     </w:p>
     <w:p>
